--- a/media/R9527/form_template/jl/测试用例记录.docx
+++ b/media/R9527/form_template/jl/测试用例记录.docx
@@ -1685,9 +1685,9 @@
               <w:tblLook w:val="01E0" w:firstRow="1" w:lastRow="1" w:firstColumn="1" w:lastColumn="1" w:noHBand="0" w:noVBand="0"/>
             </w:tblPr>
             <w:tblGrid>
-              <w:gridCol w:w="1764"/>
-              <w:gridCol w:w="832"/>
-              <w:gridCol w:w="1493"/>
+              <w:gridCol w:w="1742"/>
+              <w:gridCol w:w="876"/>
+              <w:gridCol w:w="1471"/>
             </w:tblGrid>
             <w:tr>
               <w:trPr>
@@ -1992,9 +1992,9 @@
               <w:tblLook w:val="01E0" w:firstRow="1" w:lastRow="1" w:firstColumn="1" w:lastColumn="1" w:noHBand="0" w:noVBand="0"/>
             </w:tblPr>
             <w:tblGrid>
-              <w:gridCol w:w="1849"/>
-              <w:gridCol w:w="872"/>
-              <w:gridCol w:w="1566"/>
+              <w:gridCol w:w="1847"/>
+              <w:gridCol w:w="876"/>
+              <w:gridCol w:w="1564"/>
             </w:tblGrid>
             <w:tr>
               <w:trPr>
@@ -2283,7 +2283,7 @@
                 <w:rFonts w:hint="eastAsia"/>
                 <w:szCs w:val="21"/>
               </w:rPr>
-              <w:t>{{case.execution}}</w:t>
+              <w:t>已执行</w:t>
             </w:r>
           </w:p>
         </w:tc>
